--- a/Seminario de Sistemas/Kit docente/Clase 13/Quiz Clase 13 - CLAVE DOCENTE.docx
+++ b/Seminario de Sistemas/Kit docente/Clase 13/Quiz Clase 13 - CLAVE DOCENTE.docx
@@ -149,7 +149,7 @@
           <w:color w:val="2B2B2B"/>
           <w:sz w:val="20"/>
         </w:rPr>
-        <w:t>8. [Abierta] Consiste en pedirle a dos o tres personas ajenas al equipo que ejecuten una tarea concreta sobre el prototipo sin ninguna explicacion previa, mientras el equipo observa en silencio. Se mide el tiempo para completar la tarea, la cantidad de clics, los puntos donde la persona dudo y los errores cometidos; el resultado se convierte en cambios concretos al diseño, no en explicaciones al probador.</w:t>
+        <w:t>8. [Abierta] Consiste en pedirle a dos o tres personas ajenas al documento que ejecuten una tarea concreta sobre el prototipo sin ninguna explicacion previa, mientras el equipo observa en silencio. Se mide el tiempo para completar la tarea, la cantidad de clics, los puntos donde la persona dudo y los errores cometidos; el resultado se convierte en cambios concretos al diseño, no en explicaciones al probador.</w:t>
       </w:r>
     </w:p>
     <w:sectPr>
